--- a/api/templates/Letter - Sending estate planning documents for signing - Individual (Clio).docx
+++ b/api/templates/Letter - Sending estate planning documents for signing - Individual (Clio).docx
@@ -21,9 +21,7 @@
     </w:p>
     <w:p>
       <w:r>
-        <w:rPr>
-          <w:highlight w:val="magenta"/>
-        </w:rPr>
+        <w:rPr/>
         <w:t>#to be inserted onto your letterhead</w:t>
       </w:r>
     </w:p>
@@ -94,9 +92,7 @@
         <w:t xml:space="preserve">Dear </w:t>
       </w:r>
       <w:r>
-        <w:rPr>
-          <w:highlight w:val="yellow"/>
-        </w:rPr>
+        <w:rPr/>
         <w:t>&lt;&lt; Matter.Client.FirstName &gt;&gt;</w:t>
       </w:r>
       <w:r>
@@ -111,9 +107,7 @@
         <w:t xml:space="preserve">Re: </w:t>
       </w:r>
       <w:r>
-        <w:rPr>
-          <w:highlight w:val="yellow"/>
-        </w:rPr>
+        <w:rPr/>
         <w:t>&lt;&lt; Matter.Description &gt;&gt;</w:t>
       </w:r>
       <w:r>
@@ -177,15 +171,11 @@
         <w:pStyle w:val="ListNumberLevel2"/>
       </w:pPr>
       <w:r>
-        <w:rPr>
-          <w:highlight w:val="cyan"/>
-        </w:rPr>
+        <w:rPr/>
         <w:t>#</w:t>
       </w:r>
       <w:r>
-        <w:rPr>
-          <w:highlight w:val="cyan"/>
-        </w:rPr>
+        <w:rPr/>
         <w:t>include if applicable</w:t>
       </w:r>
       <w:r>
@@ -215,15 +205,11 @@
         <w:pStyle w:val="ListNumberLevel2"/>
       </w:pPr>
       <w:r>
-        <w:rPr>
-          <w:highlight w:val="cyan"/>
-        </w:rPr>
+        <w:rPr/>
         <w:t>#</w:t>
       </w:r>
       <w:r>
-        <w:rPr>
-          <w:highlight w:val="cyan"/>
-        </w:rPr>
+        <w:rPr/>
         <w:t>include if applicable</w:t>
       </w:r>
       <w:r>
@@ -252,9 +238,7 @@
         <w:t>[</w:t>
       </w:r>
       <w:r>
-        <w:rPr>
-          <w:highlight w:val="yellow"/>
-        </w:rPr>
+        <w:rPr/>
         <w:t>#Delete this section if sending by post]</w:t>
       </w:r>
       <w:r>
@@ -355,9 +339,7 @@
         <w:t>[</w:t>
       </w:r>
       <w:r>
-        <w:rPr>
-          <w:highlight w:val="yellow"/>
-        </w:rPr>
+        <w:rPr/>
         <w:t>#Delete this section if sending by email]</w:t>
       </w:r>
       <w:r>
@@ -441,28 +423,24 @@
       <w:r>
         <w:rPr>
           <w:color w:val="1E2635"/>
-          <w:highlight w:val="yellow"/>
         </w:rPr>
         <w:t>&lt;&lt; Firm.Name &gt;&gt;</w:t>
       </w:r>
       <w:r>
         <w:rPr>
           <w:color w:val="1E2635"/>
-          <w:highlight w:val="yellow"/>
         </w:rPr>
         <w:br/>
       </w:r>
       <w:r>
         <w:rPr>
           <w:color w:val="1E2635"/>
-          <w:highlight w:val="yellow"/>
         </w:rPr>
         <w:br/>
       </w:r>
       <w:r>
         <w:rPr>
           <w:rFonts w:eastAsia="Calibri"/>
-          <w:highlight w:val="yellow"/>
         </w:rPr>
         <w:t>&lt;&lt; User.Address &gt;&gt;</w:t>
       </w:r>
@@ -551,7 +529,6 @@
         <w:rPr>
           <w:rFonts w:cstheme="minorBidi"/>
           <w:color w:val="1E2635"/>
-          <w:highlight w:val="yellow"/>
         </w:rPr>
         <w:t>&lt;&lt; Firm.Phone &gt;&gt;</w:t>
       </w:r>
@@ -780,28 +757,24 @@
       <w:r>
         <w:rPr>
           <w:color w:val="1E2635"/>
-          <w:highlight w:val="yellow"/>
         </w:rPr>
         <w:t>&lt;&lt; Firm.Name &gt;&gt;</w:t>
       </w:r>
       <w:r>
         <w:rPr>
           <w:color w:val="1E2635"/>
-          <w:highlight w:val="yellow"/>
         </w:rPr>
         <w:br/>
       </w:r>
       <w:r>
         <w:rPr>
           <w:color w:val="1E2635"/>
-          <w:highlight w:val="yellow"/>
         </w:rPr>
         <w:br/>
       </w:r>
       <w:r>
         <w:rPr>
           <w:rFonts w:eastAsia="Calibri"/>
-          <w:highlight w:val="yellow"/>
         </w:rPr>
         <w:t>&lt;&lt; User.Address &gt;&gt;</w:t>
       </w:r>
